--- a/plantillas/contrato-perumin38-tags.docx
+++ b/plantillas/contrato-perumin38-tags.docx
@@ -7499,7 +7499,7 @@
         <w:rPr>
           <w:rFonts w:ascii="Arial" w:eastAsia="Calibri" w:hAnsi="Arial" w:cs="Arial"/>
         </w:rPr>
-        <w:t xml:space="preserve"> / S/.</w:t>
+        <w:t xml:space="preserve"/>
       </w:r>
       <w:r>
         <w:rPr>
@@ -7512,7 +7512,7 @@
         <w:rPr>
           <w:rFonts w:ascii="Arial" w:eastAsia="Calibri" w:hAnsi="Arial" w:cs="Arial"/>
         </w:rPr>
-        <w:t xml:space="preserve">_ </w:t>
+        <w:t xml:space="preserve"/>
       </w:r>
       <w:r>
         <w:rPr>
@@ -7564,13 +7564,13 @@
         <w:rPr>
           <w:rFonts w:ascii="Arial" w:hAnsi="Arial" w:cs="Arial"/>
         </w:rPr>
-        <w:t>/ S/.</w:t>
-      </w:r>
-      <w:r>
-        <w:rPr>
-          <w:rFonts w:ascii="Arial" w:hAnsi="Arial" w:cs="Arial"/>
-        </w:rPr>
-        <w:t>   {valor_venta}</w:t>
+        <w:t/>
+      </w:r>
+      <w:r>
+        <w:rPr>
+          <w:rFonts w:ascii="Arial" w:hAnsi="Arial" w:cs="Arial"/>
+        </w:rPr>
+        <w:t> {valor_venta}</w:t>
       </w:r>
     </w:p>
     <w:p>
@@ -7598,7 +7598,7 @@
         <w:rPr>
           <w:rFonts w:ascii="Arial" w:hAnsi="Arial" w:cs="Arial"/>
         </w:rPr>
-        <w:t>/  _</w:t>
+        <w:t/>
       </w:r>
       <w:proofErr w:type="gramEnd"/>
       <w:r>
@@ -7632,13 +7632,13 @@
         <w:rPr>
           <w:rFonts w:ascii="Arial" w:hAnsi="Arial" w:cs="Arial"/>
         </w:rPr>
-        <w:t>/ S/.</w:t>
-      </w:r>
-      <w:r>
-        <w:rPr>
-          <w:rFonts w:ascii="Arial" w:hAnsi="Arial" w:cs="Arial"/>
-        </w:rPr>
-        <w:t xml:space="preserve"> /  {precio_venta}</w:t>
+        <w:t/>
+      </w:r>
+      <w:r>
+        <w:rPr>
+          <w:rFonts w:ascii="Arial" w:hAnsi="Arial" w:cs="Arial"/>
+        </w:rPr>
+        <w:t xml:space="preserve"> {precio_venta}</w:t>
       </w:r>
     </w:p>
     <w:p>
@@ -7720,7 +7720,7 @@
         <w:rPr>
           <w:rFonts w:ascii="Arial" w:eastAsia="Calibri" w:hAnsi="Arial" w:cs="Arial"/>
         </w:rPr>
-        <w:t xml:space="preserve">S/. </w:t>
+        <w:t xml:space="preserve"/>
       </w:r>
       <w:r>
         <w:rPr>

--- a/plantillas/contrato-perumin38-tags.docx
+++ b/plantillas/contrato-perumin38-tags.docx
@@ -7714,51 +7714,21 @@
         <w:rPr>
           <w:rFonts w:ascii="Arial" w:eastAsia="Calibri" w:hAnsi="Arial" w:cs="Arial"/>
         </w:rPr>
-        <w:t xml:space="preserve">El 100% del costo total se abonará después de la firma del Contrato y contra la presentación de la factura, por la suma de </w:t>
-      </w:r>
-      <w:r>
-        <w:rPr>
-          <w:rFonts w:ascii="Arial" w:eastAsia="Calibri" w:hAnsi="Arial" w:cs="Arial"/>
-        </w:rPr>
-        <w:t xml:space="preserve"/>
-      </w:r>
-      <w:r>
-        <w:rPr>
-          <w:rFonts w:ascii="Arial" w:eastAsia="Calibri" w:hAnsi="Arial" w:cs="Arial"/>
-        </w:rPr>
-        <w:t>USD {monto_modalidad_1}</w:t>
-      </w:r>
-      <w:r>
-        <w:rPr>
-          <w:rFonts w:ascii="Arial" w:eastAsia="Calibri" w:hAnsi="Arial" w:cs="Arial"/>
-        </w:rPr>
-        <w:t>,</w:t>
-      </w:r>
-      <w:r>
-        <w:rPr>
-          <w:rFonts w:ascii="Arial" w:eastAsia="Calibri" w:hAnsi="Arial" w:cs="Arial"/>
-        </w:rPr>
-        <w:t xml:space="preserve"> dentro de un plazo máximo de treinta (30) días calendario desde la fecha de firma del Contrato. </w:t>
-      </w:r>
-      <w:r>
-        <w:rPr>
-          <w:rFonts w:ascii="Arial" w:eastAsia="Calibri" w:hAnsi="Arial" w:cs="Arial"/>
-        </w:rPr>
-        <w:t xml:space="preserve">El incumplimiento facultará a EL IIMP a suspender la entrega del espacio. La pérdida definitiva de la ubicación y su nueva comercialización procederán una vez resuelto el Contrato conforme a la Cláusula </w:t>
-      </w:r>
-      <w:proofErr w:type="gramStart"/>
-      <w:r>
-        <w:rPr>
-          <w:rFonts w:ascii="Arial" w:eastAsia="Calibri" w:hAnsi="Arial" w:cs="Arial"/>
-        </w:rPr>
-        <w:t>Décimo Tercera</w:t>
-      </w:r>
-      <w:proofErr w:type="gramEnd"/>
-      <w:r>
-        <w:rPr>
-          <w:rFonts w:ascii="Arial" w:eastAsia="Calibri" w:hAnsi="Arial" w:cs="Arial"/>
-        </w:rPr>
-        <w:t xml:space="preserve"> y al numeral 7 del presente Anexo.</w:t>
+        <w:t xml:space="preserve">El 100% del costo total se abonará después de la firma del Contrato y contra la presentación de la factura, por la suma de USD {monto_modalidad_1}, dentro de un plazo máximo de treinta (30) días calendario desde la fecha de firma del Contrato. El incumplimiento facultará a </w:t>
+      </w:r>
+      <w:r>
+        <w:rPr>
+          <w:rFonts w:ascii="Arial" w:eastAsia="Calibri" w:hAnsi="Arial" w:cs="Arial"/>
+          <w:b/>
+          <w:bCs/>
+        </w:rPr>
+        <w:t xml:space="preserve">EL IIMP</w:t>
+      </w:r>
+      <w:r>
+        <w:rPr>
+          <w:rFonts w:ascii="Arial" w:eastAsia="Calibri" w:hAnsi="Arial" w:cs="Arial"/>
+        </w:rPr>
+        <w:t xml:space="preserve"> a suspender la entrega del espacio. La pérdida definitiva de la ubicación y su nueva comercialización procederán una vez resuelto el Contrato conforme a la Cláusula Décimo Tercera y al numeral 7 del presente Anexo.</w:t>
       </w:r>
     </w:p>
     <w:p>
@@ -7781,97 +7751,21 @@
         <w:rPr>
           <w:rFonts w:ascii="Arial" w:eastAsia="Calibri" w:hAnsi="Arial" w:cs="Arial"/>
         </w:rPr>
-        <w:t xml:space="preserve">(i) 50% del costo total, después de la firma del Contrato y previa presentación de la factura, </w:t>
-      </w:r>
-      <w:r>
-        <w:rPr>
-          <w:rFonts w:ascii="Arial" w:eastAsia="Calibri" w:hAnsi="Arial" w:cs="Arial"/>
-        </w:rPr>
-        <w:t xml:space="preserve">dentro de los treinta (30) días hábiles posteriores a la reserva. </w:t>
-      </w:r>
-      <w:r>
-        <w:rPr>
-          <w:rFonts w:ascii="Arial" w:eastAsia="Calibri" w:hAnsi="Arial" w:cs="Arial"/>
-        </w:rPr>
-        <w:t xml:space="preserve">El incumplimiento facultará a </w:t>
-      </w:r>
-      <w:r>
-        <w:rPr>
-          <w:rFonts w:ascii="Arial" w:eastAsia="Calibri" w:hAnsi="Arial" w:cs="Arial"/>
-          <w:b/>
-          <w:bCs/>
-        </w:rPr>
-        <w:t>EL IIMP</w:t>
-      </w:r>
-      <w:r>
-        <w:rPr>
-          <w:rFonts w:ascii="Arial" w:eastAsia="Calibri" w:hAnsi="Arial" w:cs="Arial"/>
-        </w:rPr>
-        <w:t xml:space="preserve"> a suspender la entrega del espacio. La pérdida definitiva de la ubicación y su nueva comercialización procederán una vez resuelto el Contrato conforme a la Cláusula </w:t>
-      </w:r>
-      <w:proofErr w:type="gramStart"/>
-      <w:r>
-        <w:rPr>
-          <w:rFonts w:ascii="Arial" w:eastAsia="Calibri" w:hAnsi="Arial" w:cs="Arial"/>
-        </w:rPr>
-        <w:t>Décimo Tercera</w:t>
-      </w:r>
-      <w:proofErr w:type="gramEnd"/>
-      <w:r>
-        <w:rPr>
-          <w:rFonts w:ascii="Arial" w:eastAsia="Calibri" w:hAnsi="Arial" w:cs="Arial"/>
-        </w:rPr>
-        <w:t xml:space="preserve"> y al numeral 7 del presente Anexo</w:t>
-      </w:r>
-      <w:r>
-        <w:rPr>
-          <w:rFonts w:ascii="Arial" w:eastAsia="Calibri" w:hAnsi="Arial" w:cs="Arial"/>
-        </w:rPr>
-        <w:t>; y (</w:t>
-      </w:r>
-      <w:proofErr w:type="spellStart"/>
-      <w:r>
-        <w:rPr>
-          <w:rFonts w:ascii="Arial" w:eastAsia="Calibri" w:hAnsi="Arial" w:cs="Arial"/>
-        </w:rPr>
-        <w:t>ii</w:t>
-      </w:r>
-      <w:proofErr w:type="spellEnd"/>
-      <w:r>
-        <w:rPr>
-          <w:rFonts w:ascii="Arial" w:eastAsia="Calibri" w:hAnsi="Arial" w:cs="Arial"/>
-        </w:rPr>
-        <w:t xml:space="preserve">) el 50% restante, </w:t>
-      </w:r>
-      <w:r>
-        <w:rPr>
-          <w:rFonts w:ascii="Arial" w:eastAsia="Calibri" w:hAnsi="Arial" w:cs="Arial"/>
-        </w:rPr>
-        <w:t xml:space="preserve">dentro </w:t>
-      </w:r>
-      <w:r>
-        <w:rPr>
-          <w:rFonts w:ascii="Arial" w:eastAsia="Calibri" w:hAnsi="Arial" w:cs="Arial"/>
-        </w:rPr>
-        <w:t xml:space="preserve">de los cuarenta y cinco (45) días </w:t>
-      </w:r>
-      <w:r>
-        <w:rPr>
-          <w:rFonts w:ascii="Arial" w:eastAsia="Calibri" w:hAnsi="Arial" w:cs="Arial"/>
-        </w:rPr>
-        <w:t>hábiles</w:t>
-      </w:r>
-      <w:r>
-        <w:rPr>
-          <w:rFonts w:ascii="Arial" w:eastAsia="Calibri" w:hAnsi="Arial" w:cs="Arial"/>
-        </w:rPr>
-        <w:t xml:space="preserve"> posteriores a la cancelación del primer 50%</w:t>
-      </w:r>
-      <w:r>
-        <w:rPr>
-          <w:rFonts w:ascii="Arial" w:eastAsia="Calibri" w:hAnsi="Arial" w:cs="Arial"/>
-        </w:rPr>
-        <w:t xml:space="preserve"> y previa presentación de la factura correspondiente.</w:t>
+        <w:t xml:space="preserve">(i) 50% del costo total, después de la firma del Contrato y previa presentación de la factura, dentro de los treinta (30) días hábiles posteriores a la reserva. El incumplimiento facultará a </w:t>
+      </w:r>
+      <w:r>
+        <w:rPr>
+          <w:rFonts w:ascii="Arial" w:eastAsia="Calibri" w:hAnsi="Arial" w:cs="Arial"/>
+          <w:b/>
+          <w:bCs/>
+        </w:rPr>
+        <w:t xml:space="preserve">EL IIMP</w:t>
+      </w:r>
+      <w:r>
+        <w:rPr>
+          <w:rFonts w:ascii="Arial" w:eastAsia="Calibri" w:hAnsi="Arial" w:cs="Arial"/>
+        </w:rPr>
+        <w:t xml:space="preserve"> a suspender la entrega del espacio. La pérdida definitiva de la ubicación y su nueva comercialización procederán una vez resuelto el Contrato conforme a la Cláusula Décimo Tercera y al numeral 7 del presente Anexo; y (ii) el 50% restante, dentro de los cuarenta y cinco (45) días hábiles posteriores a la cancelación del primer 50% y previa presentación de la factura correspondiente.</w:t>
       </w:r>
     </w:p>
     <w:p>
@@ -7884,11 +7778,31 @@
       </w:pPr>
       <w:r>
         <w:rPr>
-          <w:rFonts w:ascii="Arial" w:eastAsia="Arial" w:hAnsi="Arial" w:cs="Arial"/>
-          <w:sz w:val="20"/>
-          <w:szCs w:val="20"/>
-        </w:rPr>
-        <w:t xml:space="preserve">Modalidad 3 {sel_modalidad_3}: cronograma personalizado segun configuracion del cliente.{#cuotas_contrato}</w:t>
+          <w:rFonts w:ascii="Arial" w:hAnsi="Arial" w:cs="Arial"/>
+          <w:b/>
+          <w:bCs/>
+        </w:rPr>
+        <w:t xml:space="preserve">Modalidad 3 {sel_modalidad_3}: </w:t>
+      </w:r>
+      <w:r>
+        <w:rPr>
+          <w:rFonts w:ascii="Arial" w:hAnsi="Arial" w:cs="Arial"/>
+        </w:rPr>
+        <w:t xml:space="preserve">El 40% del costo total se pagará dentro de los treinta (30) días hábiles posteriores a la reserva, previa firma del Contrato y presentación de la factura correspondiente; el 30% restante se cancelará dentro de los cuarenta y cinco (45) días hábiles posteriores al pago de la primera cuota; y la última cuota, equivalente al 30% del costo total, se pagará dentro de los treinta (30) días hábiles siguientes, previa presentación de la factura correspondiente. El incumplimiento del primer pago facultará a </w:t>
+      </w:r>
+      <w:r>
+        <w:rPr>
+          <w:rFonts w:ascii="Arial" w:hAnsi="Arial" w:cs="Arial"/>
+          <w:b/>
+          <w:bCs/>
+        </w:rPr>
+        <w:t xml:space="preserve">EL IIMP</w:t>
+      </w:r>
+      <w:r>
+        <w:rPr>
+          <w:rFonts w:ascii="Arial" w:hAnsi="Arial" w:cs="Arial"/>
+        </w:rPr>
+        <w:t xml:space="preserve"> a suspender la entrega del espacio. La pérdida definitiva de la ubicación y su nueva comercialización procederán una vez resuelto el Contrato, conforme a la Cláusula Décimo Tercera y al numeral 7 del presente Anexo.</w:t>
       </w:r>
     </w:p>
     <w:p>
@@ -7901,9 +7815,60 @@
       </w:pPr>
       <w:r>
         <w:rPr>
-          <w:rFonts w:ascii="Arial" w:eastAsia="Arial" w:hAnsi="Arial" w:cs="Arial"/>
-          <w:sz w:val="20"/>
-          <w:szCs w:val="20"/>
+          <w:rFonts w:ascii="Arial" w:hAnsi="Arial" w:cs="Arial"/>
+          <w:b/>
+          <w:bCs/>
+        </w:rPr>
+        <w:t xml:space="preserve">Modalidad 4 {sel_modalidad_4}: </w:t>
+      </w:r>
+      <w:r>
+        <w:rPr>
+          <w:rFonts w:ascii="Arial" w:hAnsi="Arial" w:cs="Arial"/>
+        </w:rPr>
+        <w:t xml:space="preserve">cronograma personalizado según configuración del cliente.</w:t>
+      </w:r>
+    </w:p>
+    <w:p>
+      <w:pPr>
+        <w:spacing w:after="200"/>
+        <w:jc w:val="both"/>
+        <w:rPr>
+          <w:rFonts w:ascii="Arial" w:hAnsi="Arial" w:cs="Arial"/>
+        </w:rPr>
+      </w:pPr>
+      <w:r>
+        <w:rPr>
+          <w:rFonts w:ascii="Arial" w:hAnsi="Arial" w:cs="Arial"/>
+        </w:rPr>
+        <w:t xml:space="preserve">Cronograma de pagos seleccionado:</w:t>
+      </w:r>
+    </w:p>
+    <w:p>
+      <w:pPr>
+        <w:spacing w:after="200"/>
+        <w:jc w:val="both"/>
+        <w:rPr>
+          <w:rFonts w:ascii="Arial" w:hAnsi="Arial" w:cs="Arial"/>
+        </w:rPr>
+      </w:pPr>
+      <w:r>
+        <w:rPr>
+          <w:rFonts w:ascii="Arial" w:hAnsi="Arial" w:cs="Arial"/>
+        </w:rPr>
+        <w:t xml:space="preserve">{#cuotas_contrato}</w:t>
+      </w:r>
+    </w:p>
+    <w:p>
+      <w:pPr>
+        <w:spacing w:after="200"/>
+        <w:jc w:val="both"/>
+        <w:rPr>
+          <w:rFonts w:ascii="Arial" w:hAnsi="Arial" w:cs="Arial"/>
+        </w:rPr>
+      </w:pPr>
+      <w:r>
+        <w:rPr>
+          <w:rFonts w:ascii="Arial" w:hAnsi="Arial" w:cs="Arial"/>
         </w:rPr>
         <w:t xml:space="preserve">Cuota {numero}: {porcentaje}% del total - US$ {monto} - vence: {fecha}</w:t>
       </w:r>
@@ -7918,9 +7883,7 @@
       </w:pPr>
       <w:r>
         <w:rPr>
-          <w:rFonts w:ascii="Arial" w:eastAsia="Arial" w:hAnsi="Arial" w:cs="Arial"/>
-          <w:sz w:val="20"/>
-          <w:szCs w:val="20"/>
+          <w:rFonts w:ascii="Arial" w:hAnsi="Arial" w:cs="Arial"/>
         </w:rPr>
         <w:t xml:space="preserve">{/cuotas_contrato}</w:t>
       </w:r>

--- a/plantillas/contrato-perumin38-tags.docx
+++ b/plantillas/contrato-perumin38-tags.docx
@@ -191,6 +191,57 @@
           <w:color w:val="000000" w:themeColor="text1"/>
         </w:rPr>
         <w:t>, conforme a los términos particulares señalados en el presente documento y a las Condiciones Generales de Exhibición de PERUMIN 38 y sus Anexos.</w:t>
+      </w:r>
+    </w:p>
+    <w:p>
+      <w:pPr>
+        <w:spacing w:after="240"/>
+        <w:jc w:val="both"/>
+        <w:rPr>
+          <w:rFonts w:ascii="Arial" w:eastAsia="Calibri" w:hAnsi="Arial" w:cs="Arial"/>
+          <w:color w:val="000000" w:themeColor="text1"/>
+        </w:rPr>
+      </w:pPr>
+      <w:r>
+        <w:rPr>
+          <w:rFonts w:ascii="Arial" w:eastAsia="Calibri" w:hAnsi="Arial" w:cs="Arial"/>
+          <w:color w:val="000000" w:themeColor="text1"/>
+        </w:rPr>
+        <w:t xml:space="preserve">{#representantes_adicionales}</w:t>
+      </w:r>
+    </w:p>
+    <w:p>
+      <w:pPr>
+        <w:spacing w:after="240"/>
+        <w:jc w:val="both"/>
+        <w:rPr>
+          <w:rFonts w:ascii="Arial" w:eastAsia="Calibri" w:hAnsi="Arial" w:cs="Arial"/>
+          <w:color w:val="000000" w:themeColor="text1"/>
+        </w:rPr>
+      </w:pPr>
+      <w:r>
+        <w:rPr>
+          <w:rFonts w:ascii="Arial" w:eastAsia="Calibri" w:hAnsi="Arial" w:cs="Arial"/>
+          <w:color w:val="000000" w:themeColor="text1"/>
+        </w:rPr>
+        <w:t xml:space="preserve">Adicionalmente, comparece como representante legal de EL EXHIBIDOR: {nombre}, identificado con {tipoDocumento} Nro. {documento}, con poderes inscritos en la Partida Electronica Nro. {partida_electronica} del Registro de Personas Juridicas de Lima (si aplica), correo {correo}, telefono {celular}.</w:t>
+      </w:r>
+    </w:p>
+    <w:p>
+      <w:pPr>
+        <w:spacing w:after="240"/>
+        <w:jc w:val="both"/>
+        <w:rPr>
+          <w:rFonts w:ascii="Arial" w:eastAsia="Calibri" w:hAnsi="Arial" w:cs="Arial"/>
+          <w:color w:val="000000" w:themeColor="text1"/>
+        </w:rPr>
+      </w:pPr>
+      <w:r>
+        <w:rPr>
+          <w:rFonts w:ascii="Arial" w:eastAsia="Calibri" w:hAnsi="Arial" w:cs="Arial"/>
+          <w:color w:val="000000" w:themeColor="text1"/>
+        </w:rPr>
+        <w:t xml:space="preserve">{/representantes_adicionales}</w:t>
       </w:r>
     </w:p>
     <w:p>
